--- a/ssa/doc_templates/investigation_cas_humain.docx
+++ b/ssa/doc_templates/investigation_cas_humain.docx
@@ -1,10 +1,10 @@
 
 <file path=word/document.xml><?xml version="1.0" encoding="utf-8"?>
-<w:document xmlns:o="urn:schemas-microsoft-com:office:office" xmlns:r="http://schemas.openxmlformats.org/officeDocument/2006/relationships" xmlns:v="urn:schemas-microsoft-com:vml" xmlns:w="http://schemas.openxmlformats.org/wordprocessingml/2006/main" xmlns:w10="urn:schemas-microsoft-com:office:word" xmlns:wp="http://schemas.openxmlformats.org/drawingml/2006/wordprocessingDrawing" xmlns:wps="http://schemas.microsoft.com/office/word/2010/wordprocessingShape" xmlns:wpg="http://schemas.microsoft.com/office/word/2010/wordprocessingGroup" xmlns:mc="http://schemas.openxmlformats.org/markup-compatibility/2006" xmlns:wp14="http://schemas.microsoft.com/office/word/2010/wordprocessingDrawing" xmlns:w14="http://schemas.microsoft.com/office/word/2010/wordml" xmlns:w15="http://schemas.microsoft.com/office/word/2012/wordml" mc:Ignorable="w14 wp14 w15">
+<w:document xmlns:o="urn:schemas-microsoft-com:office:office" xmlns:r="http://schemas.openxmlformats.org/officeDocument/2006/relationships" xmlns:v="urn:schemas-microsoft-com:vml" xmlns:w="http://schemas.openxmlformats.org/wordprocessingml/2006/main" xmlns:w10="urn:schemas-microsoft-com:office:word" xmlns:wp="http://schemas.openxmlformats.org/drawingml/2006/wordprocessingDrawing" xmlns:pic="http://schemas.openxmlformats.org/drawingml/2006/picture" xmlns:wps="http://schemas.microsoft.com/office/word/2010/wordprocessingShape" xmlns:wpg="http://schemas.microsoft.com/office/word/2010/wordprocessingGroup" xmlns:mc="http://schemas.openxmlformats.org/markup-compatibility/2006" xmlns:wp14="http://schemas.microsoft.com/office/word/2010/wordprocessingDrawing" xmlns:w14="http://schemas.microsoft.com/office/word/2010/wordml" xmlns:w15="http://schemas.microsoft.com/office/word/2012/wordml" mc:Ignorable="w14 wp14 w15">
   <w:body>
     <w:p>
       <w:pPr>
-        <w:pStyle w:val="Titre1"/>
+        <w:pStyle w:val="Heading1"/>
         <w:numPr>
           <w:ilvl w:val="0"/>
           <w:numId w:val="2"/>
@@ -37,7 +37,7 @@
     </w:p>
     <w:p>
       <w:pPr>
-        <w:pStyle w:val="Titre1"/>
+        <w:pStyle w:val="Heading1"/>
         <w:numPr>
           <w:ilvl w:val="0"/>
           <w:numId w:val="2"/>
@@ -62,7 +62,7 @@
     </w:p>
     <w:p>
       <w:pPr>
-        <w:pStyle w:val="Corpsdetexte"/>
+        <w:pStyle w:val="BodyText"/>
         <w:bidi w:val="0"/>
         <w:spacing w:before="240" w:after="120"/>
         <w:jc w:val="center"/>
@@ -83,7 +83,7 @@
     </w:p>
     <w:p>
       <w:pPr>
-        <w:pStyle w:val="Corpsdetexte"/>
+        <w:pStyle w:val="BodyText"/>
         <w:bidi w:val="0"/>
         <w:jc w:val="center"/>
         <w:rPr/>
@@ -94,7 +94,7 @@
     </w:p>
     <w:p>
       <w:pPr>
-        <w:pStyle w:val="Titre4"/>
+        <w:pStyle w:val="Heading4"/>
         <w:numPr>
           <w:ilvl w:val="3"/>
           <w:numId w:val="2"/>
@@ -110,7 +110,7 @@
     </w:p>
     <w:p>
       <w:pPr>
-        <w:pStyle w:val="Lignehorizontale"/>
+        <w:pStyle w:val="Lignehorizontaleuser"/>
         <w:suppressLineNumbers/>
         <w:pBdr>
           <w:bottom w:val="double" w:sz="2" w:space="0" w:color="808080"/>
@@ -126,7 +126,7 @@
     </w:p>
     <w:p>
       <w:pPr>
-        <w:pStyle w:val="Corpsdetexte"/>
+        <w:pStyle w:val="BodyText"/>
         <w:bidi w:val="0"/>
         <w:jc w:val="left"/>
         <w:rPr/>
@@ -138,7 +138,7 @@
     </w:p>
     <w:p>
       <w:pPr>
-        <w:pStyle w:val="Corpsdetexte"/>
+        <w:pStyle w:val="BodyText"/>
         <w:bidi w:val="0"/>
         <w:jc w:val="left"/>
         <w:rPr/>
@@ -150,7 +150,7 @@
     </w:p>
     <w:p>
       <w:pPr>
-        <w:pStyle w:val="Corpsdetexte"/>
+        <w:pStyle w:val="BodyText"/>
         <w:bidi w:val="0"/>
         <w:jc w:val="left"/>
         <w:rPr/>
@@ -162,7 +162,7 @@
     </w:p>
     <w:p>
       <w:pPr>
-        <w:pStyle w:val="Corpsdetexte"/>
+        <w:pStyle w:val="BodyText"/>
         <w:bidi w:val="0"/>
         <w:jc w:val="left"/>
         <w:rPr/>
@@ -186,7 +186,7 @@
     </w:p>
     <w:p>
       <w:pPr>
-        <w:pStyle w:val="Corpsdetexte"/>
+        <w:pStyle w:val="BodyText"/>
         <w:bidi w:val="0"/>
         <w:jc w:val="left"/>
         <w:rPr/>
@@ -210,7 +210,7 @@
     </w:p>
     <w:p>
       <w:pPr>
-        <w:pStyle w:val="Corpsdetexte"/>
+        <w:pStyle w:val="BodyText"/>
         <w:bidi w:val="0"/>
         <w:jc w:val="left"/>
         <w:rPr/>
@@ -234,7 +234,7 @@
     </w:p>
     <w:p>
       <w:pPr>
-        <w:pStyle w:val="Corpsdetexte"/>
+        <w:pStyle w:val="BodyText"/>
         <w:bidi w:val="0"/>
         <w:jc w:val="left"/>
         <w:rPr/>
@@ -258,7 +258,7 @@
     </w:p>
     <w:p>
       <w:pPr>
-        <w:pStyle w:val="Corpsdetexte"/>
+        <w:pStyle w:val="BodyText"/>
         <w:bidi w:val="0"/>
         <w:jc w:val="left"/>
         <w:rPr/>
@@ -297,7 +297,7 @@
           </w:tcPr>
           <w:p>
             <w:pPr>
-              <w:pStyle w:val="Corpsdetexte"/>
+              <w:pStyle w:val="BodyText"/>
               <w:widowControl w:val="false"/>
               <w:bidi w:val="0"/>
               <w:spacing w:before="0" w:after="140"/>
@@ -326,18 +326,18 @@
     </w:tbl>
     <w:p>
       <w:pPr>
-        <w:pStyle w:val="Corpsdetexte"/>
-        <w:bidi w:val="0"/>
-        <w:jc w:val="left"/>
-        <w:rPr/>
-      </w:pPr>
-      <w:r>
-        <w:rPr/>
-      </w:r>
-    </w:p>
-    <w:p>
-      <w:pPr>
-        <w:pStyle w:val="Titre4"/>
+        <w:pStyle w:val="BodyText"/>
+        <w:bidi w:val="0"/>
+        <w:jc w:val="left"/>
+        <w:rPr/>
+      </w:pPr>
+      <w:r>
+        <w:rPr/>
+      </w:r>
+    </w:p>
+    <w:p>
+      <w:pPr>
+        <w:pStyle w:val="Heading4"/>
         <w:numPr>
           <w:ilvl w:val="3"/>
           <w:numId w:val="2"/>
@@ -353,18 +353,18 @@
     </w:p>
     <w:p>
       <w:pPr>
-        <w:pStyle w:val="Lignehorizontale"/>
-        <w:bidi w:val="0"/>
-        <w:jc w:val="left"/>
-        <w:rPr/>
-      </w:pPr>
-      <w:r>
-        <w:rPr/>
-      </w:r>
-    </w:p>
-    <w:p>
-      <w:pPr>
-        <w:pStyle w:val="Corpsdetexte"/>
+        <w:pStyle w:val="Lignehorizontaleuser"/>
+        <w:bidi w:val="0"/>
+        <w:jc w:val="left"/>
+        <w:rPr/>
+      </w:pPr>
+      <w:r>
+        <w:rPr/>
+      </w:r>
+    </w:p>
+    <w:p>
+      <w:pPr>
+        <w:pStyle w:val="BodyText"/>
         <w:bidi w:val="0"/>
         <w:spacing w:before="0" w:after="140"/>
         <w:jc w:val="left"/>
@@ -389,7 +389,7 @@
     </w:p>
     <w:p>
       <w:pPr>
-        <w:pStyle w:val="Corpsdetexte"/>
+        <w:pStyle w:val="BodyText"/>
         <w:bidi w:val="0"/>
         <w:spacing w:before="0" w:after="140"/>
         <w:jc w:val="left"/>
@@ -414,7 +414,7 @@
     </w:p>
     <w:p>
       <w:pPr>
-        <w:pStyle w:val="Corpsdetexte"/>
+        <w:pStyle w:val="BodyText"/>
         <w:bidi w:val="0"/>
         <w:spacing w:before="0" w:after="140"/>
         <w:jc w:val="left"/>
@@ -446,7 +446,7 @@
     </w:p>
     <w:p>
       <w:pPr>
-        <w:pStyle w:val="Corpsdetexte"/>
+        <w:pStyle w:val="BodyText"/>
         <w:bidi w:val="0"/>
         <w:spacing w:before="0" w:after="140"/>
         <w:jc w:val="left"/>
@@ -488,7 +488,7 @@
     </w:p>
     <w:p>
       <w:pPr>
-        <w:pStyle w:val="Corpsdetexte"/>
+        <w:pStyle w:val="BodyText"/>
         <w:bidi w:val="0"/>
         <w:spacing w:before="0" w:after="140"/>
         <w:jc w:val="left"/>
@@ -530,16 +530,16 @@
     </w:p>
     <w:p>
       <w:pPr>
-        <w:pStyle w:val="Corpsdetexte"/>
-        <w:rPr/>
-      </w:pPr>
-      <w:r>
-        <w:rPr/>
-      </w:r>
-    </w:p>
-    <w:p>
-      <w:pPr>
-        <w:pStyle w:val="Titre4"/>
+        <w:pStyle w:val="BodyText"/>
+        <w:rPr/>
+      </w:pPr>
+      <w:r>
+        <w:rPr/>
+      </w:r>
+    </w:p>
+    <w:p>
+      <w:pPr>
+        <w:pStyle w:val="Heading4"/>
         <w:numPr>
           <w:ilvl w:val="3"/>
           <w:numId w:val="2"/>
@@ -555,18 +555,18 @@
     </w:p>
     <w:p>
       <w:pPr>
-        <w:pStyle w:val="Lignehorizontale"/>
-        <w:bidi w:val="0"/>
-        <w:jc w:val="left"/>
-        <w:rPr/>
-      </w:pPr>
-      <w:r>
-        <w:rPr/>
-      </w:r>
-    </w:p>
-    <w:p>
-      <w:pPr>
-        <w:pStyle w:val="Corpsdetexte"/>
+        <w:pStyle w:val="Lignehorizontaleuser"/>
+        <w:bidi w:val="0"/>
+        <w:jc w:val="left"/>
+        <w:rPr/>
+      </w:pPr>
+      <w:r>
+        <w:rPr/>
+      </w:r>
+    </w:p>
+    <w:p>
+      <w:pPr>
+        <w:pStyle w:val="BodyText"/>
         <w:rPr/>
       </w:pPr>
       <w:r>
@@ -576,7 +576,7 @@
     </w:p>
     <w:p>
       <w:pPr>
-        <w:pStyle w:val="Corpsdetexte"/>
+        <w:pStyle w:val="BodyText"/>
         <w:rPr/>
       </w:pPr>
       <w:r>
@@ -586,7 +586,7 @@
     </w:p>
     <w:p>
       <w:pPr>
-        <w:pStyle w:val="Corpsdetexte"/>
+        <w:pStyle w:val="BodyText"/>
         <w:rPr/>
       </w:pPr>
       <w:r>
@@ -608,7 +608,7 @@
     </w:p>
     <w:p>
       <w:pPr>
-        <w:pStyle w:val="Corpsdetexte"/>
+        <w:pStyle w:val="BodyText"/>
         <w:rPr/>
       </w:pPr>
       <w:r>
@@ -630,7 +630,7 @@
     </w:p>
     <w:p>
       <w:pPr>
-        <w:pStyle w:val="Corpsdetexte"/>
+        <w:pStyle w:val="BodyText"/>
         <w:rPr/>
       </w:pPr>
       <w:r>
@@ -652,7 +652,7 @@
     </w:p>
     <w:p>
       <w:pPr>
-        <w:pStyle w:val="Corpsdetexte"/>
+        <w:pStyle w:val="BodyText"/>
         <w:rPr/>
       </w:pPr>
       <w:r>
@@ -674,7 +674,7 @@
     </w:p>
     <w:p>
       <w:pPr>
-        <w:pStyle w:val="Corpsdetexte"/>
+        <w:pStyle w:val="BodyText"/>
         <w:rPr/>
       </w:pPr>
       <w:r>
@@ -696,7 +696,7 @@
     </w:p>
     <w:p>
       <w:pPr>
-        <w:pStyle w:val="Corpsdetexte"/>
+        <w:pStyle w:val="BodyText"/>
         <w:rPr/>
       </w:pPr>
       <w:r>
@@ -718,7 +718,7 @@
     </w:p>
     <w:p>
       <w:pPr>
-        <w:pStyle w:val="Corpsdetexte"/>
+        <w:pStyle w:val="BodyText"/>
         <w:rPr/>
       </w:pPr>
       <w:r>
@@ -740,12 +740,12 @@
     </w:p>
     <w:p>
       <w:pPr>
-        <w:pStyle w:val="Corpsdetexte"/>
-        <w:rPr/>
-      </w:pPr>
-      <w:r>
-        <w:rPr/>
-        <w:t xml:space="preserve">Commune : {{ etablissement.commune </w:t>
+        <w:pStyle w:val="BodyText"/>
+        <w:rPr/>
+      </w:pPr>
+      <w:r>
+        <w:rPr/>
+        <w:t xml:space="preserve">Commune : {{ etablissement.commune_and_cp </w:t>
       </w:r>
       <w:r>
         <w:rPr>
@@ -762,7 +762,7 @@
     </w:p>
     <w:p>
       <w:pPr>
-        <w:pStyle w:val="Corpsdetexte"/>
+        <w:pStyle w:val="BodyText"/>
         <w:rPr/>
       </w:pPr>
       <w:r>
@@ -784,7 +784,7 @@
     </w:p>
     <w:p>
       <w:pPr>
-        <w:pStyle w:val="Corpsdetexte"/>
+        <w:pStyle w:val="BodyText"/>
         <w:rPr/>
       </w:pPr>
       <w:r>
@@ -806,7 +806,7 @@
     </w:p>
     <w:p>
       <w:pPr>
-        <w:pStyle w:val="Corpsdetexte"/>
+        <w:pStyle w:val="BodyText"/>
         <w:rPr/>
       </w:pPr>
       <w:r>
@@ -837,7 +837,7 @@
     </w:p>
     <w:p>
       <w:pPr>
-        <w:pStyle w:val="Corpsdetexte"/>
+        <w:pStyle w:val="BodyText"/>
         <w:rPr/>
       </w:pPr>
       <w:r>
@@ -847,7 +847,7 @@
     </w:p>
     <w:p>
       <w:pPr>
-        <w:pStyle w:val="Corpsdetexte"/>
+        <w:pStyle w:val="BodyText"/>
         <w:bidi w:val="0"/>
         <w:spacing w:before="0" w:after="140"/>
         <w:jc w:val="left"/>
@@ -873,7 +873,7 @@
     </w:p>
     <w:p>
       <w:pPr>
-        <w:pStyle w:val="Titre4"/>
+        <w:pStyle w:val="Heading4"/>
         <w:numPr>
           <w:ilvl w:val="3"/>
           <w:numId w:val="2"/>
@@ -889,18 +889,18 @@
     </w:p>
     <w:p>
       <w:pPr>
-        <w:pStyle w:val="Lignehorizontale"/>
-        <w:bidi w:val="0"/>
-        <w:jc w:val="left"/>
-        <w:rPr/>
-      </w:pPr>
-      <w:r>
-        <w:rPr/>
-      </w:r>
-    </w:p>
-    <w:p>
-      <w:pPr>
-        <w:pStyle w:val="Corpsdetexte"/>
+        <w:pStyle w:val="Lignehorizontaleuser"/>
+        <w:bidi w:val="0"/>
+        <w:jc w:val="left"/>
+        <w:rPr/>
+      </w:pPr>
+      <w:r>
+        <w:rPr/>
+      </w:r>
+    </w:p>
+    <w:p>
+      <w:pPr>
+        <w:pStyle w:val="BodyText"/>
         <w:rPr/>
       </w:pPr>
       <w:r>
@@ -910,7 +910,7 @@
     </w:p>
     <w:p>
       <w:pPr>
-        <w:pStyle w:val="Corpsdetexte"/>
+        <w:pStyle w:val="BodyText"/>
         <w:rPr/>
       </w:pPr>
       <w:r>
@@ -920,16 +920,9 @@
     </w:p>
     <w:p>
       <w:pPr>
-        <w:pStyle w:val="Corpsdetexte"/>
-        <w:rPr/>
-      </w:pPr>
-      <w:r>
-        <w:rPr/>
-        <w:t>{%p endfor %}</w:t>
-      </w:r>
-    </w:p>
-    <w:p>
-      <w:pPr>
+        <w:pStyle w:val="BodyText"/>
+        <w:spacing w:before="0" w:after="140"/>
+        <w:rPr/>
         <w:sectPr>
           <w:type w:val="nextPage"/>
           <w:pgSz w:w="11906" w:h="16838"/>
@@ -939,16 +932,15 @@
           <w:textDirection w:val="lrTb"/>
           <w:docGrid w:type="default" w:linePitch="100" w:charSpace="0"/>
         </w:sectPr>
-        <w:pStyle w:val="Corpsdetexte"/>
-        <w:rPr/>
-      </w:pPr>
-      <w:r>
-        <w:rPr/>
-      </w:r>
-    </w:p>
-    <w:p>
-      <w:pPr>
-        <w:pStyle w:val="Titre4"/>
+      </w:pPr>
+      <w:r>
+        <w:rPr/>
+        <w:t>{%p endfor %}</w:t>
+      </w:r>
+    </w:p>
+    <w:p>
+      <w:pPr>
+        <w:pStyle w:val="Heading4"/>
         <w:numPr>
           <w:ilvl w:val="3"/>
           <w:numId w:val="2"/>
@@ -972,7 +964,7 @@
     </w:p>
     <w:p>
       <w:pPr>
-        <w:pStyle w:val="Lignehorizontale"/>
+        <w:pStyle w:val="Lignehorizontaleuser"/>
         <w:rPr>
           <w:rFonts w:ascii="Liberation Serif" w:hAnsi="Liberation Serif" w:eastAsia="Noto Serif CJK SC" w:cs="Lohit Devanagari"/>
           <w:color w:val="auto"/>
@@ -1320,10 +1312,10 @@
       <w:lang w:val="fr-FR" w:eastAsia="zh-CN" w:bidi="hi-IN"/>
     </w:rPr>
   </w:style>
-  <w:style w:type="paragraph" w:styleId="Titre1">
-    <w:name w:val="Heading 1"/>
-    <w:basedOn w:val="Titre"/>
-    <w:next w:val="Corpsdetexte"/>
+  <w:style w:type="paragraph" w:styleId="Heading1">
+    <w:name w:val="heading 1"/>
+    <w:basedOn w:val="Titreuser"/>
+    <w:next w:val="BodyText"/>
     <w:qFormat/>
     <w:pPr>
       <w:numPr>
@@ -1340,10 +1332,10 @@
       <w:szCs w:val="36"/>
     </w:rPr>
   </w:style>
-  <w:style w:type="paragraph" w:styleId="Titre4">
-    <w:name w:val="Heading 4"/>
-    <w:basedOn w:val="Titre"/>
-    <w:next w:val="Corpsdetexte"/>
+  <w:style w:type="paragraph" w:styleId="Heading4">
+    <w:name w:val="heading 4"/>
+    <w:basedOn w:val="Titreuser"/>
+    <w:next w:val="BodyText"/>
     <w:qFormat/>
     <w:pPr>
       <w:numPr>
@@ -1373,19 +1365,19 @@
   <w:style w:type="paragraph" w:styleId="Titre">
     <w:name w:val="Titre"/>
     <w:basedOn w:val="Normal"/>
-    <w:next w:val="Corpsdetexte"/>
+    <w:next w:val="BodyText"/>
     <w:qFormat/>
     <w:pPr>
       <w:keepNext w:val="true"/>
       <w:spacing w:before="240" w:after="120"/>
     </w:pPr>
     <w:rPr>
-      <w:rFonts w:ascii="Liberation Sans" w:hAnsi="Liberation Sans" w:eastAsia="Noto Sans CJK SC" w:cs="Lohit Devanagari"/>
+      <w:rFonts w:ascii="Liberation Sans" w:hAnsi="Liberation Sans" w:eastAsia="Noto Sans CJK SC" w:cs="Noto Sans Devanagari"/>
       <w:sz w:val="28"/>
       <w:szCs w:val="28"/>
     </w:rPr>
   </w:style>
-  <w:style w:type="paragraph" w:styleId="Corpsdetexte">
+  <w:style w:type="paragraph" w:styleId="BodyText">
     <w:name w:val="Body Text"/>
     <w:basedOn w:val="Normal"/>
     <w:pPr>
@@ -1393,16 +1385,16 @@
     </w:pPr>
     <w:rPr/>
   </w:style>
-  <w:style w:type="paragraph" w:styleId="Liste">
+  <w:style w:type="paragraph" w:styleId="List">
     <w:name w:val="List"/>
-    <w:basedOn w:val="Corpsdetexte"/>
+    <w:basedOn w:val="BodyText"/>
     <w:pPr/>
     <w:rPr>
       <w:rFonts w:cs="Lohit Devanagari"/>
     </w:rPr>
   </w:style>
-  <w:style w:type="paragraph" w:styleId="Lgende">
-    <w:name w:val="Caption"/>
+  <w:style w:type="paragraph" w:styleId="Caption">
+    <w:name w:val="caption"/>
     <w:basedOn w:val="Normal"/>
     <w:qFormat/>
     <w:pPr>
@@ -1428,26 +1420,25 @@
       <w:rFonts w:cs="Lohit Devanagari"/>
     </w:rPr>
   </w:style>
-  <w:style w:type="paragraph" w:styleId="Caption">
-    <w:name w:val="caption"/>
+  <w:style w:type="paragraph" w:styleId="Titreuser">
+    <w:name w:val="Titre (user)"/>
     <w:basedOn w:val="Normal"/>
+    <w:next w:val="BodyText"/>
     <w:qFormat/>
     <w:pPr>
-      <w:suppressLineNumbers/>
-      <w:spacing w:before="120" w:after="120"/>
+      <w:keepNext w:val="true"/>
+      <w:spacing w:before="240" w:after="120"/>
     </w:pPr>
     <w:rPr>
-      <w:rFonts w:cs="Lohit Devanagari"/>
-      <w:i/>
-      <w:iCs/>
-      <w:sz w:val="24"/>
-      <w:szCs w:val="24"/>
+      <w:rFonts w:ascii="Liberation Sans" w:hAnsi="Liberation Sans" w:eastAsia="Noto Sans CJK SC" w:cs="Lohit Devanagari"/>
+      <w:sz w:val="28"/>
+      <w:szCs w:val="28"/>
     </w:rPr>
   </w:style>
-  <w:style w:type="paragraph" w:styleId="Titreprincipal">
+  <w:style w:type="paragraph" w:styleId="Title">
     <w:name w:val="Title"/>
-    <w:basedOn w:val="Titre"/>
-    <w:next w:val="Corpsdetexte"/>
+    <w:basedOn w:val="Titreuser"/>
+    <w:next w:val="BodyText"/>
     <w:qFormat/>
     <w:pPr>
       <w:jc w:val="center"/>
@@ -1459,10 +1450,10 @@
       <w:szCs w:val="56"/>
     </w:rPr>
   </w:style>
-  <w:style w:type="paragraph" w:styleId="Lignehorizontale">
-    <w:name w:val="Ligne horizontale"/>
+  <w:style w:type="paragraph" w:styleId="Lignehorizontaleuser">
+    <w:name w:val="Ligne horizontale (user)"/>
     <w:basedOn w:val="Normal"/>
-    <w:next w:val="Corpsdetexte"/>
+    <w:next w:val="BodyText"/>
     <w:qFormat/>
     <w:pPr>
       <w:suppressLineNumbers/>
@@ -1476,8 +1467,8 @@
       <w:szCs w:val="12"/>
     </w:rPr>
   </w:style>
-  <w:style w:type="paragraph" w:styleId="Texteprformat">
-    <w:name w:val="Texte préformaté"/>
+  <w:style w:type="paragraph" w:styleId="Texteprformatuser">
+    <w:name w:val="Texte préformaté (user)"/>
     <w:basedOn w:val="Normal"/>
     <w:qFormat/>
     <w:pPr>
@@ -1491,7 +1482,7 @@
   </w:style>
   <w:style w:type="paragraph" w:styleId="LigneH2">
     <w:name w:val="Ligne H 2"/>
-    <w:basedOn w:val="Lignehorizontale"/>
+    <w:basedOn w:val="Lignehorizontaleuser"/>
     <w:qFormat/>
     <w:pPr>
       <w:pBdr>
@@ -1500,15 +1491,15 @@
     </w:pPr>
     <w:rPr/>
   </w:style>
-  <w:style w:type="paragraph" w:styleId="Contenudecadre">
-    <w:name w:val="Contenu de cadre"/>
+  <w:style w:type="paragraph" w:styleId="Contenudecadreuser">
+    <w:name w:val="Contenu de cadre (user)"/>
     <w:basedOn w:val="Normal"/>
     <w:qFormat/>
     <w:pPr/>
     <w:rPr/>
   </w:style>
-  <w:style w:type="paragraph" w:styleId="Contenudetableau">
-    <w:name w:val="Contenu de tableau"/>
+  <w:style w:type="paragraph" w:styleId="Contenudetableauuser">
+    <w:name w:val="Contenu de tableau (user)"/>
     <w:basedOn w:val="Normal"/>
     <w:qFormat/>
     <w:pPr>

--- a/ssa/doc_templates/investigation_cas_humain.docx
+++ b/ssa/doc_templates/investigation_cas_humain.docx
@@ -1,13 +1,13 @@
 
 <file path=word/document.xml><?xml version="1.0" encoding="utf-8"?>
-<w:document xmlns:o="urn:schemas-microsoft-com:office:office" xmlns:r="http://schemas.openxmlformats.org/officeDocument/2006/relationships" xmlns:v="urn:schemas-microsoft-com:vml" xmlns:w="http://schemas.openxmlformats.org/wordprocessingml/2006/main" xmlns:w10="urn:schemas-microsoft-com:office:word" xmlns:wp="http://schemas.openxmlformats.org/drawingml/2006/wordprocessingDrawing" xmlns:pic="http://schemas.openxmlformats.org/drawingml/2006/picture" xmlns:wps="http://schemas.microsoft.com/office/word/2010/wordprocessingShape" xmlns:wpg="http://schemas.microsoft.com/office/word/2010/wordprocessingGroup" xmlns:mc="http://schemas.openxmlformats.org/markup-compatibility/2006" xmlns:wp14="http://schemas.microsoft.com/office/word/2010/wordprocessingDrawing" xmlns:w14="http://schemas.microsoft.com/office/word/2010/wordml" xmlns:w15="http://schemas.microsoft.com/office/word/2012/wordml" mc:Ignorable="w14 wp14 w15">
+<w:document xmlns:o="urn:schemas-microsoft-com:office:office" xmlns:r="http://schemas.openxmlformats.org/officeDocument/2006/relationships" xmlns:v="urn:schemas-microsoft-com:vml" xmlns:w="http://schemas.openxmlformats.org/wordprocessingml/2006/main" xmlns:w10="urn:schemas-microsoft-com:office:word" xmlns:wp="http://schemas.openxmlformats.org/drawingml/2006/wordprocessingDrawing" xmlns:wps="http://schemas.microsoft.com/office/word/2010/wordprocessingShape" xmlns:wpg="http://schemas.microsoft.com/office/word/2010/wordprocessingGroup" xmlns:mc="http://schemas.openxmlformats.org/markup-compatibility/2006" xmlns:wp14="http://schemas.microsoft.com/office/word/2010/wordprocessingDrawing" xmlns:w14="http://schemas.microsoft.com/office/word/2010/wordml" xmlns:w15="http://schemas.microsoft.com/office/word/2012/wordml" mc:Ignorable="w14 wp14 w15">
   <w:body>
     <w:p>
       <w:pPr>
-        <w:pStyle w:val="Heading1"/>
+        <w:pStyle w:val="Titre1"/>
         <w:numPr>
           <w:ilvl w:val="0"/>
-          <w:numId w:val="2"/>
+          <w:numId w:val="1"/>
         </w:numPr>
         <w:spacing w:before="240" w:after="120"/>
         <w:jc w:val="center"/>
@@ -37,10 +37,10 @@
     </w:p>
     <w:p>
       <w:pPr>
-        <w:pStyle w:val="Heading1"/>
+        <w:pStyle w:val="Titre1"/>
         <w:numPr>
           <w:ilvl w:val="0"/>
-          <w:numId w:val="2"/>
+          <w:numId w:val="1"/>
         </w:numPr>
         <w:bidi w:val="0"/>
         <w:spacing w:before="240" w:after="120"/>
@@ -62,7 +62,7 @@
     </w:p>
     <w:p>
       <w:pPr>
-        <w:pStyle w:val="BodyText"/>
+        <w:pStyle w:val="Corpsdetexte"/>
         <w:bidi w:val="0"/>
         <w:spacing w:before="240" w:after="120"/>
         <w:jc w:val="center"/>
@@ -83,7 +83,7 @@
     </w:p>
     <w:p>
       <w:pPr>
-        <w:pStyle w:val="BodyText"/>
+        <w:pStyle w:val="Corpsdetexte"/>
         <w:bidi w:val="0"/>
         <w:jc w:val="center"/>
         <w:rPr/>
@@ -94,10 +94,10 @@
     </w:p>
     <w:p>
       <w:pPr>
-        <w:pStyle w:val="Heading4"/>
+        <w:pStyle w:val="Titre4"/>
         <w:numPr>
           <w:ilvl w:val="3"/>
-          <w:numId w:val="2"/>
+          <w:numId w:val="1"/>
         </w:numPr>
         <w:bidi w:val="0"/>
         <w:jc w:val="center"/>
@@ -110,7 +110,7 @@
     </w:p>
     <w:p>
       <w:pPr>
-        <w:pStyle w:val="Lignehorizontaleuser"/>
+        <w:pStyle w:val="Lignehorizontale"/>
         <w:suppressLineNumbers/>
         <w:pBdr>
           <w:bottom w:val="double" w:sz="2" w:space="0" w:color="808080"/>
@@ -126,7 +126,7 @@
     </w:p>
     <w:p>
       <w:pPr>
-        <w:pStyle w:val="BodyText"/>
+        <w:pStyle w:val="Corpsdetexte"/>
         <w:bidi w:val="0"/>
         <w:jc w:val="left"/>
         <w:rPr/>
@@ -138,7 +138,7 @@
     </w:p>
     <w:p>
       <w:pPr>
-        <w:pStyle w:val="BodyText"/>
+        <w:pStyle w:val="Corpsdetexte"/>
         <w:bidi w:val="0"/>
         <w:jc w:val="left"/>
         <w:rPr/>
@@ -150,7 +150,7 @@
     </w:p>
     <w:p>
       <w:pPr>
-        <w:pStyle w:val="BodyText"/>
+        <w:pStyle w:val="Corpsdetexte"/>
         <w:bidi w:val="0"/>
         <w:jc w:val="left"/>
         <w:rPr/>
@@ -162,7 +162,19 @@
     </w:p>
     <w:p>
       <w:pPr>
-        <w:pStyle w:val="BodyText"/>
+        <w:pStyle w:val="Corpsdetexte"/>
+        <w:bidi w:val="0"/>
+        <w:jc w:val="left"/>
+        <w:rPr/>
+      </w:pPr>
+      <w:r>
+        <w:rPr/>
+        <w:t>Date de publication : {{object.date_publication.strftime("%Y-%m-%d %H:%M") }}</w:t>
+      </w:r>
+    </w:p>
+    <w:p>
+      <w:pPr>
+        <w:pStyle w:val="Corpsdetexte"/>
         <w:bidi w:val="0"/>
         <w:jc w:val="left"/>
         <w:rPr/>
@@ -186,7 +198,7 @@
     </w:p>
     <w:p>
       <w:pPr>
-        <w:pStyle w:val="BodyText"/>
+        <w:pStyle w:val="Corpsdetexte"/>
         <w:bidi w:val="0"/>
         <w:jc w:val="left"/>
         <w:rPr/>
@@ -210,7 +222,7 @@
     </w:p>
     <w:p>
       <w:pPr>
-        <w:pStyle w:val="BodyText"/>
+        <w:pStyle w:val="Corpsdetexte"/>
         <w:bidi w:val="0"/>
         <w:jc w:val="left"/>
         <w:rPr/>
@@ -234,7 +246,7 @@
     </w:p>
     <w:p>
       <w:pPr>
-        <w:pStyle w:val="BodyText"/>
+        <w:pStyle w:val="Corpsdetexte"/>
         <w:bidi w:val="0"/>
         <w:jc w:val="left"/>
         <w:rPr/>
@@ -258,7 +270,7 @@
     </w:p>
     <w:p>
       <w:pPr>
-        <w:pStyle w:val="BodyText"/>
+        <w:pStyle w:val="Corpsdetexte"/>
         <w:bidi w:val="0"/>
         <w:jc w:val="left"/>
         <w:rPr/>
@@ -297,7 +309,7 @@
           </w:tcPr>
           <w:p>
             <w:pPr>
-              <w:pStyle w:val="BodyText"/>
+              <w:pStyle w:val="Corpsdetexte"/>
               <w:widowControl w:val="false"/>
               <w:bidi w:val="0"/>
               <w:spacing w:before="0" w:after="140"/>
@@ -326,21 +338,21 @@
     </w:tbl>
     <w:p>
       <w:pPr>
-        <w:pStyle w:val="BodyText"/>
-        <w:bidi w:val="0"/>
-        <w:jc w:val="left"/>
-        <w:rPr/>
-      </w:pPr>
-      <w:r>
-        <w:rPr/>
-      </w:r>
-    </w:p>
-    <w:p>
-      <w:pPr>
-        <w:pStyle w:val="Heading4"/>
+        <w:pStyle w:val="Corpsdetexte"/>
+        <w:bidi w:val="0"/>
+        <w:jc w:val="left"/>
+        <w:rPr/>
+      </w:pPr>
+      <w:r>
+        <w:rPr/>
+      </w:r>
+    </w:p>
+    <w:p>
+      <w:pPr>
+        <w:pStyle w:val="Titre4"/>
         <w:numPr>
           <w:ilvl w:val="3"/>
-          <w:numId w:val="2"/>
+          <w:numId w:val="1"/>
         </w:numPr>
         <w:bidi w:val="0"/>
         <w:jc w:val="center"/>
@@ -353,18 +365,18 @@
     </w:p>
     <w:p>
       <w:pPr>
-        <w:pStyle w:val="Lignehorizontaleuser"/>
-        <w:bidi w:val="0"/>
-        <w:jc w:val="left"/>
-        <w:rPr/>
-      </w:pPr>
-      <w:r>
-        <w:rPr/>
-      </w:r>
-    </w:p>
-    <w:p>
-      <w:pPr>
-        <w:pStyle w:val="BodyText"/>
+        <w:pStyle w:val="Lignehorizontale"/>
+        <w:bidi w:val="0"/>
+        <w:jc w:val="left"/>
+        <w:rPr/>
+      </w:pPr>
+      <w:r>
+        <w:rPr/>
+      </w:r>
+    </w:p>
+    <w:p>
+      <w:pPr>
+        <w:pStyle w:val="Corpsdetexte"/>
         <w:bidi w:val="0"/>
         <w:spacing w:before="0" w:after="140"/>
         <w:jc w:val="left"/>
@@ -389,7 +401,7 @@
     </w:p>
     <w:p>
       <w:pPr>
-        <w:pStyle w:val="BodyText"/>
+        <w:pStyle w:val="Corpsdetexte"/>
         <w:bidi w:val="0"/>
         <w:spacing w:before="0" w:after="140"/>
         <w:jc w:val="left"/>
@@ -414,7 +426,7 @@
     </w:p>
     <w:p>
       <w:pPr>
-        <w:pStyle w:val="BodyText"/>
+        <w:pStyle w:val="Corpsdetexte"/>
         <w:bidi w:val="0"/>
         <w:spacing w:before="0" w:after="140"/>
         <w:jc w:val="left"/>
@@ -446,7 +458,7 @@
     </w:p>
     <w:p>
       <w:pPr>
-        <w:pStyle w:val="BodyText"/>
+        <w:pStyle w:val="Corpsdetexte"/>
         <w:bidi w:val="0"/>
         <w:spacing w:before="0" w:after="140"/>
         <w:jc w:val="left"/>
@@ -488,7 +500,7 @@
     </w:p>
     <w:p>
       <w:pPr>
-        <w:pStyle w:val="BodyText"/>
+        <w:pStyle w:val="Corpsdetexte"/>
         <w:bidi w:val="0"/>
         <w:spacing w:before="0" w:after="140"/>
         <w:jc w:val="left"/>
@@ -530,19 +542,19 @@
     </w:p>
     <w:p>
       <w:pPr>
-        <w:pStyle w:val="BodyText"/>
-        <w:rPr/>
-      </w:pPr>
-      <w:r>
-        <w:rPr/>
-      </w:r>
-    </w:p>
-    <w:p>
-      <w:pPr>
-        <w:pStyle w:val="Heading4"/>
+        <w:pStyle w:val="Corpsdetexte"/>
+        <w:rPr/>
+      </w:pPr>
+      <w:r>
+        <w:rPr/>
+      </w:r>
+    </w:p>
+    <w:p>
+      <w:pPr>
+        <w:pStyle w:val="Titre4"/>
         <w:numPr>
           <w:ilvl w:val="3"/>
-          <w:numId w:val="2"/>
+          <w:numId w:val="1"/>
         </w:numPr>
         <w:bidi w:val="0"/>
         <w:jc w:val="center"/>
@@ -555,18 +567,18 @@
     </w:p>
     <w:p>
       <w:pPr>
-        <w:pStyle w:val="Lignehorizontaleuser"/>
-        <w:bidi w:val="0"/>
-        <w:jc w:val="left"/>
-        <w:rPr/>
-      </w:pPr>
-      <w:r>
-        <w:rPr/>
-      </w:r>
-    </w:p>
-    <w:p>
-      <w:pPr>
-        <w:pStyle w:val="BodyText"/>
+        <w:pStyle w:val="Lignehorizontale"/>
+        <w:bidi w:val="0"/>
+        <w:jc w:val="left"/>
+        <w:rPr/>
+      </w:pPr>
+      <w:r>
+        <w:rPr/>
+      </w:r>
+    </w:p>
+    <w:p>
+      <w:pPr>
+        <w:pStyle w:val="Corpsdetexte"/>
         <w:rPr/>
       </w:pPr>
       <w:r>
@@ -576,7 +588,7 @@
     </w:p>
     <w:p>
       <w:pPr>
-        <w:pStyle w:val="BodyText"/>
+        <w:pStyle w:val="Corpsdetexte"/>
         <w:rPr/>
       </w:pPr>
       <w:r>
@@ -586,7 +598,7 @@
     </w:p>
     <w:p>
       <w:pPr>
-        <w:pStyle w:val="BodyText"/>
+        <w:pStyle w:val="Corpsdetexte"/>
         <w:rPr/>
       </w:pPr>
       <w:r>
@@ -608,7 +620,7 @@
     </w:p>
     <w:p>
       <w:pPr>
-        <w:pStyle w:val="BodyText"/>
+        <w:pStyle w:val="Corpsdetexte"/>
         <w:rPr/>
       </w:pPr>
       <w:r>
@@ -630,7 +642,7 @@
     </w:p>
     <w:p>
       <w:pPr>
-        <w:pStyle w:val="BodyText"/>
+        <w:pStyle w:val="Corpsdetexte"/>
         <w:rPr/>
       </w:pPr>
       <w:r>
@@ -652,7 +664,7 @@
     </w:p>
     <w:p>
       <w:pPr>
-        <w:pStyle w:val="BodyText"/>
+        <w:pStyle w:val="Corpsdetexte"/>
         <w:rPr/>
       </w:pPr>
       <w:r>
@@ -674,7 +686,7 @@
     </w:p>
     <w:p>
       <w:pPr>
-        <w:pStyle w:val="BodyText"/>
+        <w:pStyle w:val="Corpsdetexte"/>
         <w:rPr/>
       </w:pPr>
       <w:r>
@@ -696,7 +708,7 @@
     </w:p>
     <w:p>
       <w:pPr>
-        <w:pStyle w:val="BodyText"/>
+        <w:pStyle w:val="Corpsdetexte"/>
         <w:rPr/>
       </w:pPr>
       <w:r>
@@ -718,7 +730,7 @@
     </w:p>
     <w:p>
       <w:pPr>
-        <w:pStyle w:val="BodyText"/>
+        <w:pStyle w:val="Corpsdetexte"/>
         <w:rPr/>
       </w:pPr>
       <w:r>
@@ -740,7 +752,7 @@
     </w:p>
     <w:p>
       <w:pPr>
-        <w:pStyle w:val="BodyText"/>
+        <w:pStyle w:val="Corpsdetexte"/>
         <w:rPr/>
       </w:pPr>
       <w:r>
@@ -762,7 +774,7 @@
     </w:p>
     <w:p>
       <w:pPr>
-        <w:pStyle w:val="BodyText"/>
+        <w:pStyle w:val="Corpsdetexte"/>
         <w:rPr/>
       </w:pPr>
       <w:r>
@@ -784,7 +796,7 @@
     </w:p>
     <w:p>
       <w:pPr>
-        <w:pStyle w:val="BodyText"/>
+        <w:pStyle w:val="Corpsdetexte"/>
         <w:rPr/>
       </w:pPr>
       <w:r>
@@ -806,7 +818,7 @@
     </w:p>
     <w:p>
       <w:pPr>
-        <w:pStyle w:val="BodyText"/>
+        <w:pStyle w:val="Corpsdetexte"/>
         <w:rPr/>
       </w:pPr>
       <w:r>
@@ -837,7 +849,7 @@
     </w:p>
     <w:p>
       <w:pPr>
-        <w:pStyle w:val="BodyText"/>
+        <w:pStyle w:val="Corpsdetexte"/>
         <w:rPr/>
       </w:pPr>
       <w:r>
@@ -847,7 +859,7 @@
     </w:p>
     <w:p>
       <w:pPr>
-        <w:pStyle w:val="BodyText"/>
+        <w:pStyle w:val="Corpsdetexte"/>
         <w:bidi w:val="0"/>
         <w:spacing w:before="0" w:after="140"/>
         <w:jc w:val="left"/>
@@ -873,10 +885,10 @@
     </w:p>
     <w:p>
       <w:pPr>
-        <w:pStyle w:val="Heading4"/>
+        <w:pStyle w:val="Titre4"/>
         <w:numPr>
           <w:ilvl w:val="3"/>
-          <w:numId w:val="2"/>
+          <w:numId w:val="1"/>
         </w:numPr>
         <w:bidi w:val="0"/>
         <w:jc w:val="center"/>
@@ -889,18 +901,18 @@
     </w:p>
     <w:p>
       <w:pPr>
-        <w:pStyle w:val="Lignehorizontaleuser"/>
-        <w:bidi w:val="0"/>
-        <w:jc w:val="left"/>
-        <w:rPr/>
-      </w:pPr>
-      <w:r>
-        <w:rPr/>
-      </w:r>
-    </w:p>
-    <w:p>
-      <w:pPr>
-        <w:pStyle w:val="BodyText"/>
+        <w:pStyle w:val="Lignehorizontale"/>
+        <w:bidi w:val="0"/>
+        <w:jc w:val="left"/>
+        <w:rPr/>
+      </w:pPr>
+      <w:r>
+        <w:rPr/>
+      </w:r>
+    </w:p>
+    <w:p>
+      <w:pPr>
+        <w:pStyle w:val="Corpsdetexte"/>
         <w:rPr/>
       </w:pPr>
       <w:r>
@@ -910,7 +922,7 @@
     </w:p>
     <w:p>
       <w:pPr>
-        <w:pStyle w:val="BodyText"/>
+        <w:pStyle w:val="Corpsdetexte"/>
         <w:rPr/>
       </w:pPr>
       <w:r>
@@ -920,9 +932,6 @@
     </w:p>
     <w:p>
       <w:pPr>
-        <w:pStyle w:val="BodyText"/>
-        <w:spacing w:before="0" w:after="140"/>
-        <w:rPr/>
         <w:sectPr>
           <w:type w:val="nextPage"/>
           <w:pgSz w:w="11906" w:h="16838"/>
@@ -932,6 +941,9 @@
           <w:textDirection w:val="lrTb"/>
           <w:docGrid w:type="default" w:linePitch="100" w:charSpace="0"/>
         </w:sectPr>
+        <w:pStyle w:val="Corpsdetexte"/>
+        <w:spacing w:before="0" w:after="140"/>
+        <w:rPr/>
       </w:pPr>
       <w:r>
         <w:rPr/>
@@ -940,10 +952,10 @@
     </w:p>
     <w:p>
       <w:pPr>
-        <w:pStyle w:val="Heading4"/>
+        <w:pStyle w:val="Titre4"/>
         <w:numPr>
           <w:ilvl w:val="3"/>
-          <w:numId w:val="2"/>
+          <w:numId w:val="1"/>
         </w:numPr>
         <w:bidi w:val="0"/>
         <w:spacing w:before="0" w:after="140"/>
@@ -964,7 +976,7 @@
     </w:p>
     <w:p>
       <w:pPr>
-        <w:pStyle w:val="Lignehorizontaleuser"/>
+        <w:pStyle w:val="Lignehorizontale"/>
         <w:rPr>
           <w:rFonts w:ascii="Liberation Serif" w:hAnsi="Liberation Serif" w:eastAsia="Noto Serif CJK SC" w:cs="Lohit Devanagari"/>
           <w:color w:val="auto"/>
@@ -1032,6 +1044,7 @@
         </w:tabs>
         <w:ind w:left="0" w:hanging="0"/>
       </w:pPr>
+      <w:rPr/>
     </w:lvl>
     <w:lvl w:ilvl="1">
       <w:start w:val="1"/>
@@ -1045,6 +1058,7 @@
         </w:tabs>
         <w:ind w:left="0" w:hanging="0"/>
       </w:pPr>
+      <w:rPr/>
     </w:lvl>
     <w:lvl w:ilvl="2">
       <w:start w:val="1"/>
@@ -1058,6 +1072,7 @@
         </w:tabs>
         <w:ind w:left="0" w:hanging="0"/>
       </w:pPr>
+      <w:rPr/>
     </w:lvl>
     <w:lvl w:ilvl="3">
       <w:start w:val="1"/>
@@ -1071,6 +1086,7 @@
         </w:tabs>
         <w:ind w:left="0" w:hanging="0"/>
       </w:pPr>
+      <w:rPr/>
     </w:lvl>
     <w:lvl w:ilvl="4">
       <w:start w:val="1"/>
@@ -1084,6 +1100,7 @@
         </w:tabs>
         <w:ind w:left="0" w:hanging="0"/>
       </w:pPr>
+      <w:rPr/>
     </w:lvl>
     <w:lvl w:ilvl="5">
       <w:start w:val="1"/>
@@ -1097,6 +1114,7 @@
         </w:tabs>
         <w:ind w:left="0" w:hanging="0"/>
       </w:pPr>
+      <w:rPr/>
     </w:lvl>
     <w:lvl w:ilvl="6">
       <w:start w:val="1"/>
@@ -1110,6 +1128,7 @@
         </w:tabs>
         <w:ind w:left="0" w:hanging="0"/>
       </w:pPr>
+      <w:rPr/>
     </w:lvl>
     <w:lvl w:ilvl="7">
       <w:start w:val="1"/>
@@ -1123,6 +1142,7 @@
         </w:tabs>
         <w:ind w:left="0" w:hanging="0"/>
       </w:pPr>
+      <w:rPr/>
     </w:lvl>
     <w:lvl w:ilvl="8">
       <w:start w:val="1"/>
@@ -1136,6 +1156,7 @@
         </w:tabs>
         <w:ind w:left="0" w:hanging="0"/>
       </w:pPr>
+      <w:rPr/>
     </w:lvl>
   </w:abstractNum>
   <w:abstractNum w:abstractNumId="2">
@@ -1151,7 +1172,6 @@
         </w:tabs>
         <w:ind w:left="0" w:hanging="0"/>
       </w:pPr>
-      <w:rPr/>
     </w:lvl>
     <w:lvl w:ilvl="1">
       <w:start w:val="1"/>
@@ -1165,7 +1185,6 @@
         </w:tabs>
         <w:ind w:left="0" w:hanging="0"/>
       </w:pPr>
-      <w:rPr/>
     </w:lvl>
     <w:lvl w:ilvl="2">
       <w:start w:val="1"/>
@@ -1179,7 +1198,6 @@
         </w:tabs>
         <w:ind w:left="0" w:hanging="0"/>
       </w:pPr>
-      <w:rPr/>
     </w:lvl>
     <w:lvl w:ilvl="3">
       <w:start w:val="1"/>
@@ -1193,7 +1211,6 @@
         </w:tabs>
         <w:ind w:left="0" w:hanging="0"/>
       </w:pPr>
-      <w:rPr/>
     </w:lvl>
     <w:lvl w:ilvl="4">
       <w:start w:val="1"/>
@@ -1207,7 +1224,6 @@
         </w:tabs>
         <w:ind w:left="0" w:hanging="0"/>
       </w:pPr>
-      <w:rPr/>
     </w:lvl>
     <w:lvl w:ilvl="5">
       <w:start w:val="1"/>
@@ -1221,7 +1237,6 @@
         </w:tabs>
         <w:ind w:left="0" w:hanging="0"/>
       </w:pPr>
-      <w:rPr/>
     </w:lvl>
     <w:lvl w:ilvl="6">
       <w:start w:val="1"/>
@@ -1235,7 +1250,6 @@
         </w:tabs>
         <w:ind w:left="0" w:hanging="0"/>
       </w:pPr>
-      <w:rPr/>
     </w:lvl>
     <w:lvl w:ilvl="7">
       <w:start w:val="1"/>
@@ -1249,7 +1263,6 @@
         </w:tabs>
         <w:ind w:left="0" w:hanging="0"/>
       </w:pPr>
-      <w:rPr/>
     </w:lvl>
     <w:lvl w:ilvl="8">
       <w:start w:val="1"/>
@@ -1263,7 +1276,6 @@
         </w:tabs>
         <w:ind w:left="0" w:hanging="0"/>
       </w:pPr>
-      <w:rPr/>
     </w:lvl>
   </w:abstractNum>
   <w:num w:numId="1">
@@ -1312,15 +1324,15 @@
       <w:lang w:val="fr-FR" w:eastAsia="zh-CN" w:bidi="hi-IN"/>
     </w:rPr>
   </w:style>
-  <w:style w:type="paragraph" w:styleId="Heading1">
-    <w:name w:val="heading 1"/>
-    <w:basedOn w:val="Titreuser"/>
-    <w:next w:val="BodyText"/>
+  <w:style w:type="paragraph" w:styleId="Titre1">
+    <w:name w:val="Heading 1"/>
+    <w:basedOn w:val="Titre"/>
+    <w:next w:val="Corpsdetexte"/>
     <w:qFormat/>
     <w:pPr>
       <w:numPr>
         <w:ilvl w:val="0"/>
-        <w:numId w:val="2"/>
+        <w:numId w:val="1"/>
       </w:numPr>
       <w:spacing w:before="240" w:after="120"/>
       <w:outlineLvl w:val="0"/>
@@ -1332,15 +1344,15 @@
       <w:szCs w:val="36"/>
     </w:rPr>
   </w:style>
-  <w:style w:type="paragraph" w:styleId="Heading4">
-    <w:name w:val="heading 4"/>
-    <w:basedOn w:val="Titreuser"/>
-    <w:next w:val="BodyText"/>
+  <w:style w:type="paragraph" w:styleId="Titre4">
+    <w:name w:val="Heading 4"/>
+    <w:basedOn w:val="Titre"/>
+    <w:next w:val="Corpsdetexte"/>
     <w:qFormat/>
     <w:pPr>
       <w:numPr>
         <w:ilvl w:val="3"/>
-        <w:numId w:val="2"/>
+        <w:numId w:val="1"/>
       </w:numPr>
       <w:spacing w:before="120" w:after="120"/>
       <w:outlineLvl w:val="3"/>
@@ -1365,19 +1377,19 @@
   <w:style w:type="paragraph" w:styleId="Titre">
     <w:name w:val="Titre"/>
     <w:basedOn w:val="Normal"/>
-    <w:next w:val="BodyText"/>
+    <w:next w:val="Corpsdetexte"/>
     <w:qFormat/>
     <w:pPr>
       <w:keepNext w:val="true"/>
       <w:spacing w:before="240" w:after="120"/>
     </w:pPr>
     <w:rPr>
-      <w:rFonts w:ascii="Liberation Sans" w:hAnsi="Liberation Sans" w:eastAsia="Noto Sans CJK SC" w:cs="Noto Sans Devanagari"/>
+      <w:rFonts w:ascii="Liberation Sans" w:hAnsi="Liberation Sans" w:eastAsia="Noto Sans CJK SC" w:cs="Lohit Devanagari"/>
       <w:sz w:val="28"/>
       <w:szCs w:val="28"/>
     </w:rPr>
   </w:style>
-  <w:style w:type="paragraph" w:styleId="BodyText">
+  <w:style w:type="paragraph" w:styleId="Corpsdetexte">
     <w:name w:val="Body Text"/>
     <w:basedOn w:val="Normal"/>
     <w:pPr>
@@ -1385,16 +1397,16 @@
     </w:pPr>
     <w:rPr/>
   </w:style>
-  <w:style w:type="paragraph" w:styleId="List">
+  <w:style w:type="paragraph" w:styleId="Liste">
     <w:name w:val="List"/>
-    <w:basedOn w:val="BodyText"/>
+    <w:basedOn w:val="Corpsdetexte"/>
     <w:pPr/>
     <w:rPr>
       <w:rFonts w:cs="Lohit Devanagari"/>
     </w:rPr>
   </w:style>
-  <w:style w:type="paragraph" w:styleId="Caption">
-    <w:name w:val="caption"/>
+  <w:style w:type="paragraph" w:styleId="Lgende">
+    <w:name w:val="Caption"/>
     <w:basedOn w:val="Normal"/>
     <w:qFormat/>
     <w:pPr>
@@ -1420,25 +1432,26 @@
       <w:rFonts w:cs="Lohit Devanagari"/>
     </w:rPr>
   </w:style>
-  <w:style w:type="paragraph" w:styleId="Titreuser">
-    <w:name w:val="Titre (user)"/>
+  <w:style w:type="paragraph" w:styleId="Caption">
+    <w:name w:val="caption"/>
     <w:basedOn w:val="Normal"/>
-    <w:next w:val="BodyText"/>
     <w:qFormat/>
     <w:pPr>
-      <w:keepNext w:val="true"/>
-      <w:spacing w:before="240" w:after="120"/>
+      <w:suppressLineNumbers/>
+      <w:spacing w:before="120" w:after="120"/>
     </w:pPr>
     <w:rPr>
-      <w:rFonts w:ascii="Liberation Sans" w:hAnsi="Liberation Sans" w:eastAsia="Noto Sans CJK SC" w:cs="Lohit Devanagari"/>
-      <w:sz w:val="28"/>
-      <w:szCs w:val="28"/>
+      <w:rFonts w:cs="Lohit Devanagari"/>
+      <w:i/>
+      <w:iCs/>
+      <w:sz w:val="24"/>
+      <w:szCs w:val="24"/>
     </w:rPr>
   </w:style>
-  <w:style w:type="paragraph" w:styleId="Title">
+  <w:style w:type="paragraph" w:styleId="Titreprincipal">
     <w:name w:val="Title"/>
-    <w:basedOn w:val="Titreuser"/>
-    <w:next w:val="BodyText"/>
+    <w:basedOn w:val="Titre"/>
+    <w:next w:val="Corpsdetexte"/>
     <w:qFormat/>
     <w:pPr>
       <w:jc w:val="center"/>
@@ -1450,10 +1463,10 @@
       <w:szCs w:val="56"/>
     </w:rPr>
   </w:style>
-  <w:style w:type="paragraph" w:styleId="Lignehorizontaleuser">
-    <w:name w:val="Ligne horizontale (user)"/>
+  <w:style w:type="paragraph" w:styleId="Lignehorizontale">
+    <w:name w:val="Ligne horizontale"/>
     <w:basedOn w:val="Normal"/>
-    <w:next w:val="BodyText"/>
+    <w:next w:val="Corpsdetexte"/>
     <w:qFormat/>
     <w:pPr>
       <w:suppressLineNumbers/>
@@ -1467,8 +1480,8 @@
       <w:szCs w:val="12"/>
     </w:rPr>
   </w:style>
-  <w:style w:type="paragraph" w:styleId="Texteprformatuser">
-    <w:name w:val="Texte préformaté (user)"/>
+  <w:style w:type="paragraph" w:styleId="Texteprformat">
+    <w:name w:val="Texte préformaté"/>
     <w:basedOn w:val="Normal"/>
     <w:qFormat/>
     <w:pPr>
@@ -1482,7 +1495,7 @@
   </w:style>
   <w:style w:type="paragraph" w:styleId="LigneH2">
     <w:name w:val="Ligne H 2"/>
-    <w:basedOn w:val="Lignehorizontaleuser"/>
+    <w:basedOn w:val="Lignehorizontale"/>
     <w:qFormat/>
     <w:pPr>
       <w:pBdr>
@@ -1491,15 +1504,15 @@
     </w:pPr>
     <w:rPr/>
   </w:style>
-  <w:style w:type="paragraph" w:styleId="Contenudecadreuser">
-    <w:name w:val="Contenu de cadre (user)"/>
+  <w:style w:type="paragraph" w:styleId="Contenudecadre">
+    <w:name w:val="Contenu de cadre"/>
     <w:basedOn w:val="Normal"/>
     <w:qFormat/>
     <w:pPr/>
     <w:rPr/>
   </w:style>
-  <w:style w:type="paragraph" w:styleId="Contenudetableauuser">
-    <w:name w:val="Contenu de tableau (user)"/>
+  <w:style w:type="paragraph" w:styleId="Contenudetableau">
+    <w:name w:val="Contenu de tableau"/>
     <w:basedOn w:val="Normal"/>
     <w:qFormat/>
     <w:pPr>

--- a/ssa/doc_templates/investigation_cas_humain.docx
+++ b/ssa/doc_templates/investigation_cas_humain.docx
@@ -169,7 +169,7 @@
       </w:pPr>
       <w:r>
         <w:rPr/>
-        <w:t>Date de publication : {{object.date_publication.strftime("%Y-%m-%d %H:%M") }}</w:t>
+        <w:t>Date de publication: {% if object.date_publication %}{{object.date_publication.strftime("%Y-%m-%d %H:%M") }}{% else %} - {% endif %}</w:t>
       </w:r>
     </w:p>
     <w:p>
